--- a/COMPLIANCE_DOCUMENTS/POPIA/PROAXIS_SOLUTIONS_PRIVACY_NOTICE.docx
+++ b/COMPLIANCE_DOCUMENTS/POPIA/PROAXIS_SOLUTIONS_PRIVACY_NOTICE.docx
@@ -40,12 +40,7 @@
         <w:t xml:space="preserve">Version:</w:t>
       </w:r>
       <w:r>
-        <w:t xml:space="preserve"> </w:t>
-      </w:r>
-      <w:r>
-        <w:t xml:space="preserve">1.0</w:t>
-      </w:r>
-      <w:r>
+        <w:t xml:space="preserve"> 1.0</w:t>
         <w:br/>
       </w:r>
       <w:r>
@@ -55,12 +50,7 @@
         <w:t xml:space="preserve">Effective Date:</w:t>
       </w:r>
       <w:r>
-        <w:t xml:space="preserve"> </w:t>
-      </w:r>
-      <w:r>
-        <w:t xml:space="preserve">June 2026</w:t>
-      </w:r>
-      <w:r>
+        <w:t xml:space="preserve"> June 2026</w:t>
         <w:br/>
       </w:r>
       <w:r>
@@ -70,12 +60,7 @@
         <w:t xml:space="preserve">Last Updated:</w:t>
       </w:r>
       <w:r>
-        <w:t xml:space="preserve"> </w:t>
-      </w:r>
-      <w:r>
-        <w:t xml:space="preserve">June 2026</w:t>
-      </w:r>
-      <w:r>
+        <w:t xml:space="preserve"> June 2026</w:t>
         <w:br/>
       </w:r>
       <w:r>
@@ -85,10 +70,7 @@
         <w:t xml:space="preserve">Information Officer Reference:</w:t>
       </w:r>
       <w:r>
-        <w:t xml:space="preserve"> </w:t>
-      </w:r>
-      <w:r>
-        <w:t xml:space="preserve">2025-058837</w:t>
+        <w:t xml:space="preserve"> 2025-058837</w:t>
       </w:r>
     </w:p>
     <w:p>
@@ -131,64 +113,7 @@
         <w:pStyle w:val="FirstParagraph"/>
       </w:pPr>
       <w:r>
-        <w:t xml:space="preserve">Proaxis Solutions (Pty) Ltd (</w:t>
-      </w:r>
-      <w:r>
-        <w:t xml:space="preserve">“</w:t>
-      </w:r>
-      <w:r>
-        <w:t xml:space="preserve">Proaxis Solutions</w:t>
-      </w:r>
-      <w:r>
-        <w:t xml:space="preserve">”</w:t>
-      </w:r>
-      <w:r>
-        <w:t xml:space="preserve">,</w:t>
-      </w:r>
-      <w:r>
-        <w:t xml:space="preserve"> </w:t>
-      </w:r>
-      <w:r>
-        <w:t xml:space="preserve">“</w:t>
-      </w:r>
-      <w:r>
-        <w:t xml:space="preserve">we</w:t>
-      </w:r>
-      <w:r>
-        <w:t xml:space="preserve">”</w:t>
-      </w:r>
-      <w:r>
-        <w:t xml:space="preserve">,</w:t>
-      </w:r>
-      <w:r>
-        <w:t xml:space="preserve"> </w:t>
-      </w:r>
-      <w:r>
-        <w:t xml:space="preserve">“</w:t>
-      </w:r>
-      <w:r>
-        <w:t xml:space="preserve">us</w:t>
-      </w:r>
-      <w:r>
-        <w:t xml:space="preserve">”</w:t>
-      </w:r>
-      <w:r>
-        <w:t xml:space="preserve">,</w:t>
-      </w:r>
-      <w:r>
-        <w:t xml:space="preserve"> </w:t>
-      </w:r>
-      <w:r>
-        <w:t xml:space="preserve">“</w:t>
-      </w:r>
-      <w:r>
-        <w:t xml:space="preserve">our</w:t>
-      </w:r>
-      <w:r>
-        <w:t xml:space="preserve">”</w:t>
-      </w:r>
-      <w:r>
-        <w:t xml:space="preserve">) is a South African technology, software engineering and AI automation company.</w:t>
+        <w:t>Proaxis Solutions (Pty) Ltd (“Proaxis Solutions”, “we”, “us”, “our”) is a South African technology, software engineering and AI automation company.</w:t>
       </w:r>
     </w:p>
     <w:tbl>
@@ -370,10 +295,7 @@
               <w:jc w:val="left"/>
             </w:pPr>
             <w:r>
-              <w:t xml:space="preserve">willsonjohnny430@gmail.com</w:t>
-            </w:r>
-            <w:r>
-              <w:t xml:space="preserve"> </w:t>
+              <w:t xml:space="preserve">willsonjohnny430@gmail.com </w:t>
             </w:r>
             <w:r>
               <w:rPr>
@@ -444,10 +366,7 @@
         <w:pStyle w:val="BodyText"/>
       </w:pPr>
       <w:r>
-        <w:t xml:space="preserve">We are the responsible party in respect of personal information we collect and process, as defined in the</w:t>
-      </w:r>
-      <w:r>
-        <w:t xml:space="preserve"> </w:t>
+        <w:t xml:space="preserve">We are the responsible party in respect of personal information we collect and process, as defined in the </w:t>
       </w:r>
       <w:r>
         <w:rPr>
@@ -499,10 +418,7 @@
         <w:t xml:space="preserve">Know</w:t>
       </w:r>
       <w:r>
-        <w:t xml:space="preserve"> </w:t>
-      </w:r>
-      <w:r>
-        <w:t xml:space="preserve">what personal information we hold about you;</w:t>
+        <w:t xml:space="preserve"> what personal information we hold about you;</w:t>
       </w:r>
     </w:p>
     <w:p>
@@ -520,10 +436,7 @@
         <w:t xml:space="preserve">Access</w:t>
       </w:r>
       <w:r>
-        <w:t xml:space="preserve"> </w:t>
-      </w:r>
-      <w:r>
-        <w:t xml:space="preserve">your personal information;</w:t>
+        <w:t xml:space="preserve"> your personal information;</w:t>
       </w:r>
     </w:p>
     <w:p>
@@ -541,10 +454,7 @@
         <w:t xml:space="preserve">Correct</w:t>
       </w:r>
       <w:r>
-        <w:t xml:space="preserve"> </w:t>
-      </w:r>
-      <w:r>
-        <w:t xml:space="preserve">inaccurate or incomplete information;</w:t>
+        <w:t xml:space="preserve"> inaccurate or incomplete information;</w:t>
       </w:r>
     </w:p>
     <w:p>
@@ -562,10 +472,7 @@
         <w:t xml:space="preserve">Object</w:t>
       </w:r>
       <w:r>
-        <w:t xml:space="preserve"> </w:t>
-      </w:r>
-      <w:r>
-        <w:t xml:space="preserve">to processing in certain circumstances;</w:t>
+        <w:t xml:space="preserve"> to processing in certain circumstances;</w:t>
       </w:r>
     </w:p>
     <w:p>
@@ -583,10 +490,7 @@
         <w:t xml:space="preserve">Request deletion</w:t>
       </w:r>
       <w:r>
-        <w:t xml:space="preserve"> </w:t>
-      </w:r>
-      <w:r>
-        <w:t xml:space="preserve">of your information where processing is no longer lawful or necessary;</w:t>
+        <w:t xml:space="preserve"> of your information where processing is no longer lawful or necessary;</w:t>
       </w:r>
     </w:p>
     <w:p>
@@ -604,10 +508,7 @@
         <w:t xml:space="preserve">Lodge a complaint</w:t>
       </w:r>
       <w:r>
-        <w:t xml:space="preserve"> </w:t>
-      </w:r>
-      <w:r>
-        <w:t xml:space="preserve">with the Information Regulator of South Africa.</w:t>
+        <w:t xml:space="preserve"> with the Information Regulator of South Africa.</w:t>
       </w:r>
     </w:p>
     <w:p>
@@ -1058,10 +959,7 @@
         <w:pStyle w:val="FirstParagraph"/>
       </w:pPr>
       <w:r>
-        <w:t xml:space="preserve">We collect limited technical information through cookies. Please read our</w:t>
-      </w:r>
-      <w:r>
-        <w:t xml:space="preserve"> </w:t>
+        <w:t xml:space="preserve">We collect limited technical information through cookies. Please read our </w:t>
       </w:r>
       <w:r>
         <w:rPr>
@@ -1070,10 +968,7 @@
         <w:t xml:space="preserve">Cookie Policy</w:t>
       </w:r>
       <w:r>
-        <w:t xml:space="preserve"> </w:t>
-      </w:r>
-      <w:r>
-        <w:t xml:space="preserve">[link to be added] for full details.</w:t>
+        <w:t xml:space="preserve"> [link to be added] for full details.</w:t>
       </w:r>
     </w:p>
     <w:p>
@@ -1504,31 +1399,7 @@
         <w:pStyle w:val="BodyText"/>
       </w:pPr>
       <w:r>
-        <w:t xml:space="preserve">These measures include:</w:t>
-      </w:r>
-      <w:r>
-        <w:t xml:space="preserve"> </w:t>
-      </w:r>
-      <w:r>
-        <w:t xml:space="preserve">- Secure access controls on all systems holding personal information;</w:t>
-      </w:r>
-      <w:r>
-        <w:t xml:space="preserve"> </w:t>
-      </w:r>
-      <w:r>
-        <w:t xml:space="preserve">- Password-protected devices and accounts;</w:t>
-      </w:r>
-      <w:r>
-        <w:t xml:space="preserve"> </w:t>
-      </w:r>
-      <w:r>
-        <w:t xml:space="preserve">- Use of established, reputable cloud platforms with built-in security features;</w:t>
-      </w:r>
-      <w:r>
-        <w:t xml:space="preserve"> </w:t>
-      </w:r>
-      <w:r>
-        <w:t xml:space="preserve">- Limiting access to personal information to those who genuinely need it.</w:t>
+        <w:t>These measures include: - Secure access controls on all systems holding personal information; - Password-protected devices and accounts; - Use of established, reputable cloud platforms with built-in security features; - Limiting access to personal information to those who genuinely need it.</w:t>
       </w:r>
     </w:p>
     <w:p>
@@ -1579,10 +1450,7 @@
         <w:t xml:space="preserve">Service providers</w:t>
       </w:r>
       <w:r>
-        <w:t xml:space="preserve"> </w:t>
-      </w:r>
-      <w:r>
-        <w:t xml:space="preserve">(such as cloud storage and project management tools) that process data on our behalf and are bound by appropriate agreements;</w:t>
+        <w:t xml:space="preserve"> (such as cloud storage and project management tools) that process data on our behalf and are bound by appropriate agreements;</w:t>
       </w:r>
     </w:p>
     <w:p>
@@ -1600,10 +1468,7 @@
         <w:t xml:space="preserve">Legal and regulatory authorities</w:t>
       </w:r>
       <w:r>
-        <w:t xml:space="preserve"> </w:t>
-      </w:r>
-      <w:r>
-        <w:t xml:space="preserve">where required by law (e.g., SARS, the Information Regulator, courts);</w:t>
+        <w:t xml:space="preserve"> where required by law (e.g., SARS, the Information Regulator, courts);</w:t>
       </w:r>
     </w:p>
     <w:p>
@@ -1621,10 +1486,7 @@
         <w:t xml:space="preserve">Professional advisors</w:t>
       </w:r>
       <w:r>
-        <w:t xml:space="preserve"> </w:t>
-      </w:r>
-      <w:r>
-        <w:t xml:space="preserve">(attorneys, accountants) bound by confidentiality obligations.</w:t>
+        <w:t xml:space="preserve"> (attorneys, accountants) bound by confidentiality obligations.</w:t>
       </w:r>
     </w:p>
     <w:p>
@@ -1667,10 +1529,7 @@
         <w:pStyle w:val="FirstParagraph"/>
       </w:pPr>
       <w:r>
-        <w:t xml:space="preserve">Our website uses cookies. Please see our</w:t>
-      </w:r>
-      <w:r>
-        <w:t xml:space="preserve"> </w:t>
+        <w:t xml:space="preserve">Our website uses cookies. Please see our </w:t>
       </w:r>
       <w:r>
         <w:rPr>
@@ -1679,10 +1538,7 @@
         <w:t xml:space="preserve">Cookie Policy</w:t>
       </w:r>
       <w:r>
-        <w:t xml:space="preserve"> </w:t>
-      </w:r>
-      <w:r>
-        <w:t xml:space="preserve">[link to be added once published] for full details of which cookies we use, why we use them, and how you can control them.</w:t>
+        <w:t xml:space="preserve"> [link to be added once published] for full details of which cookies we use, why we use them, and how you can control them.</w:t>
       </w:r>
     </w:p>
     <w:p>
@@ -1885,10 +1741,7 @@
               <w:jc w:val="left"/>
             </w:pPr>
             <w:r>
-              <w:t xml:space="preserve">willsonjohnny430@gmail.com</w:t>
-            </w:r>
-            <w:r>
-              <w:t xml:space="preserve"> </w:t>
+              <w:t xml:space="preserve">willsonjohnny430@gmail.com </w:t>
             </w:r>
             <w:r>
               <w:rPr>
@@ -1984,10 +1837,7 @@
         <w:pStyle w:val="FirstParagraph"/>
       </w:pPr>
       <w:r>
-        <w:t xml:space="preserve">If you are not satisfied with how we have handled your personal information or your rights request, you may lodge a complaint with the</w:t>
-      </w:r>
-      <w:r>
-        <w:t xml:space="preserve"> </w:t>
+        <w:t xml:space="preserve">If you are not satisfied with how we have handled your personal information or your rights request, you may lodge a complaint with the </w:t>
       </w:r>
       <w:r>
         <w:rPr>
@@ -2097,29 +1947,6 @@
         <w:pict>
           <v:rect style="width:0;height:1.5pt" o:hralign="center" o:hrstd="t" o:hr="t"/>
         </w:pict>
-      </w:r>
-    </w:p>
-    <w:p>
-      <w:pPr>
-        <w:pStyle w:val="BlockText"/>
-      </w:pPr>
-      <w:r>
-        <w:t xml:space="preserve">⚠️</w:t>
-      </w:r>
-      <w:r>
-        <w:t xml:space="preserve"> </w:t>
-      </w:r>
-      <w:r>
-        <w:rPr>
-          <w:b/>
-        </w:rPr>
-        <w:t xml:space="preserve">AI-GENERATED DOCUMENT</w:t>
-      </w:r>
-      <w:r>
-        <w:t xml:space="preserve"> </w:t>
-      </w:r>
-      <w:r>
-        <w:t xml:space="preserve">— This Privacy Notice was prepared with AI assistance. It must be reviewed by a qualified attorney before publication. All statutory references must be verified against current South African law.</w:t>
       </w:r>
     </w:p>
     <w:p>
@@ -2216,25 +2043,7 @@
         <w:pStyle w:val="Compact"/>
       </w:pPr>
       <w:r>
-        <w:t xml:space="preserve">☐</w:t>
-      </w:r>
-      <w:r>
-        <w:t xml:space="preserve"> </w:t>
-      </w:r>
-      <w:r>
-        <w:t xml:space="preserve">“</w:t>
-      </w:r>
-      <w:r>
-        <w:t xml:space="preserve">POPIA Compliant</w:t>
-      </w:r>
-      <w:r>
-        <w:t xml:space="preserve">”</w:t>
-      </w:r>
-      <w:r>
-        <w:t xml:space="preserve"> </w:t>
-      </w:r>
-      <w:r>
-        <w:t xml:space="preserve">badges on homepage and contact page updated to link to this notice (not just claim compliance)</w:t>
+        <w:t>☐ “POPIA Compliant” badges on homepage and contact page updated to link to this notice (not just claim compliance)</w:t>
       </w:r>
     </w:p>
     <w:p>
